--- a/学习历程.docx
+++ b/学习历程.docx
@@ -385,10 +385,7 @@
       </w:r>
     </w:p>
     <w:p/>
-    <w:p>
-      <w:bookmarkStart w:id="0" w:name="_GoBack"/>
-      <w:bookmarkEnd w:id="0"/>
-    </w:p>
+    <w:p/>
     <w:p>
       <w:pPr>
         <w:pStyle w:val="3"/>
@@ -2825,6 +2822,7 @@
         </w:rPr>
         <w:t xml:space="preserve">    "secret": "",</w:t>
       </w:r>
+      <w:bookmarkStart w:id="0" w:name="_GoBack"/>
       <w:r>
         <w:rPr>
           <w:rFonts w:hint="default"/>
@@ -3729,21 +3727,842 @@
     <w:p>
       <w:pPr>
         <w:spacing w:line="360" w:lineRule="auto"/>
-        <w:rPr>
-          <w:rFonts w:hint="default"/>
-          <w:sz w:val="24"/>
-          <w:szCs w:val="24"/>
-          <w:lang w:val="en-US" w:eastAsia="zh-CN"/>
-        </w:rPr>
-      </w:pPr>
-      <w:r>
-        <w:rPr>
-          <w:rFonts w:hint="default"/>
-          <w:sz w:val="24"/>
-          <w:szCs w:val="24"/>
-          <w:lang w:val="en-US" w:eastAsia="zh-CN"/>
-        </w:rPr>
-        <w:t xml:space="preserve">    , 'enter_long'] = 1</w:t>
+        <w:ind w:firstLine="480"/>
+        <w:rPr>
+          <w:rFonts w:hint="default"/>
+          <w:sz w:val="24"/>
+          <w:szCs w:val="24"/>
+          <w:lang w:val="en-US" w:eastAsia="zh-CN"/>
+        </w:rPr>
+      </w:pPr>
+      <w:r>
+        <w:rPr>
+          <w:rFonts w:hint="default"/>
+          <w:sz w:val="24"/>
+          <w:szCs w:val="24"/>
+          <w:lang w:val="en-US" w:eastAsia="zh-CN"/>
+        </w:rPr>
+        <w:t>, 'enter_long'] = 1</w:t>
+      </w:r>
+    </w:p>
+    <w:p>
+      <w:pPr>
+        <w:spacing w:line="360" w:lineRule="auto"/>
+        <w:ind w:firstLine="480"/>
+        <w:rPr>
+          <w:rFonts w:hint="default"/>
+          <w:sz w:val="24"/>
+          <w:szCs w:val="24"/>
+          <w:lang w:val="en-US" w:eastAsia="zh-CN"/>
+        </w:rPr>
+      </w:pPr>
+    </w:p>
+    <w:p>
+      <w:pPr>
+        <w:spacing w:line="360" w:lineRule="auto"/>
+        <w:ind w:firstLine="480"/>
+        <w:rPr>
+          <w:rFonts w:hint="default"/>
+          <w:sz w:val="24"/>
+          <w:szCs w:val="24"/>
+          <w:lang w:val="en-US" w:eastAsia="zh-CN"/>
+        </w:rPr>
+      </w:pPr>
+    </w:p>
+    <w:p>
+      <w:pPr>
+        <w:spacing w:line="360" w:lineRule="auto"/>
+        <w:ind w:firstLine="480"/>
+        <w:rPr>
+          <w:rFonts w:hint="default"/>
+          <w:sz w:val="24"/>
+          <w:szCs w:val="24"/>
+          <w:lang w:val="en-US" w:eastAsia="zh-CN"/>
+        </w:rPr>
+      </w:pPr>
+    </w:p>
+    <w:p>
+      <w:pPr>
+        <w:spacing w:line="360" w:lineRule="auto"/>
+        <w:ind w:firstLine="480"/>
+        <w:rPr>
+          <w:rFonts w:hint="default"/>
+          <w:sz w:val="24"/>
+          <w:szCs w:val="24"/>
+          <w:lang w:val="en-US" w:eastAsia="zh-CN"/>
+        </w:rPr>
+      </w:pPr>
+    </w:p>
+    <w:p>
+      <w:pPr>
+        <w:spacing w:line="360" w:lineRule="auto"/>
+        <w:ind w:firstLine="480"/>
+        <w:rPr>
+          <w:rFonts w:hint="default"/>
+          <w:sz w:val="24"/>
+          <w:szCs w:val="24"/>
+          <w:lang w:val="en-US" w:eastAsia="zh-CN"/>
+        </w:rPr>
+      </w:pPr>
+    </w:p>
+    <w:p>
+      <w:pPr>
+        <w:spacing w:line="360" w:lineRule="auto"/>
+        <w:ind w:firstLine="480"/>
+        <w:rPr>
+          <w:rFonts w:hint="default"/>
+          <w:sz w:val="24"/>
+          <w:szCs w:val="24"/>
+          <w:lang w:val="en-US" w:eastAsia="zh-CN"/>
+        </w:rPr>
+      </w:pPr>
+    </w:p>
+    <w:p>
+      <w:pPr>
+        <w:spacing w:line="360" w:lineRule="auto"/>
+        <w:ind w:firstLine="480"/>
+        <w:rPr>
+          <w:rFonts w:hint="default"/>
+          <w:sz w:val="24"/>
+          <w:szCs w:val="24"/>
+          <w:lang w:val="en-US" w:eastAsia="zh-CN"/>
+        </w:rPr>
+      </w:pPr>
+    </w:p>
+    <w:p>
+      <w:pPr>
+        <w:spacing w:line="360" w:lineRule="auto"/>
+        <w:ind w:firstLine="480"/>
+        <w:rPr>
+          <w:rFonts w:hint="default"/>
+          <w:sz w:val="24"/>
+          <w:szCs w:val="24"/>
+          <w:lang w:val="en-US" w:eastAsia="zh-CN"/>
+        </w:rPr>
+      </w:pPr>
+    </w:p>
+    <w:p>
+      <w:pPr>
+        <w:spacing w:line="360" w:lineRule="auto"/>
+        <w:ind w:firstLine="480"/>
+        <w:rPr>
+          <w:rFonts w:hint="default"/>
+          <w:sz w:val="24"/>
+          <w:szCs w:val="24"/>
+          <w:lang w:val="en-US" w:eastAsia="zh-CN"/>
+        </w:rPr>
+      </w:pPr>
+    </w:p>
+    <w:p>
+      <w:pPr>
+        <w:spacing w:line="360" w:lineRule="auto"/>
+        <w:ind w:firstLine="480"/>
+        <w:rPr>
+          <w:rFonts w:hint="default"/>
+          <w:sz w:val="24"/>
+          <w:szCs w:val="24"/>
+          <w:lang w:val="en-US" w:eastAsia="zh-CN"/>
+        </w:rPr>
+      </w:pPr>
+    </w:p>
+    <w:p>
+      <w:pPr>
+        <w:spacing w:line="360" w:lineRule="auto"/>
+        <w:ind w:firstLine="480"/>
+        <w:rPr>
+          <w:rFonts w:hint="default"/>
+          <w:sz w:val="24"/>
+          <w:szCs w:val="24"/>
+          <w:lang w:val="en-US" w:eastAsia="zh-CN"/>
+        </w:rPr>
+      </w:pPr>
+    </w:p>
+    <w:p>
+      <w:pPr>
+        <w:spacing w:line="360" w:lineRule="auto"/>
+        <w:ind w:firstLine="480"/>
+        <w:rPr>
+          <w:rFonts w:hint="default"/>
+          <w:sz w:val="24"/>
+          <w:szCs w:val="24"/>
+          <w:lang w:val="en-US" w:eastAsia="zh-CN"/>
+        </w:rPr>
+      </w:pPr>
+    </w:p>
+    <w:p>
+      <w:pPr>
+        <w:spacing w:line="360" w:lineRule="auto"/>
+        <w:ind w:firstLine="480"/>
+        <w:rPr>
+          <w:rFonts w:hint="default"/>
+          <w:sz w:val="24"/>
+          <w:szCs w:val="24"/>
+          <w:lang w:val="en-US" w:eastAsia="zh-CN"/>
+        </w:rPr>
+      </w:pPr>
+    </w:p>
+    <w:p>
+      <w:pPr>
+        <w:spacing w:line="360" w:lineRule="auto"/>
+        <w:ind w:firstLine="480"/>
+        <w:rPr>
+          <w:rFonts w:hint="default"/>
+          <w:sz w:val="24"/>
+          <w:szCs w:val="24"/>
+          <w:lang w:val="en-US" w:eastAsia="zh-CN"/>
+        </w:rPr>
+      </w:pPr>
+    </w:p>
+    <w:p>
+      <w:pPr>
+        <w:spacing w:line="360" w:lineRule="auto"/>
+        <w:ind w:firstLine="480"/>
+        <w:rPr>
+          <w:rFonts w:hint="default"/>
+          <w:sz w:val="24"/>
+          <w:szCs w:val="24"/>
+          <w:lang w:val="en-US" w:eastAsia="zh-CN"/>
+        </w:rPr>
+      </w:pPr>
+    </w:p>
+    <w:p>
+      <w:pPr>
+        <w:spacing w:line="360" w:lineRule="auto"/>
+        <w:ind w:firstLine="480"/>
+        <w:rPr>
+          <w:rFonts w:hint="default"/>
+          <w:sz w:val="24"/>
+          <w:szCs w:val="24"/>
+          <w:lang w:val="en-US" w:eastAsia="zh-CN"/>
+        </w:rPr>
+      </w:pPr>
+    </w:p>
+    <w:p>
+      <w:pPr>
+        <w:spacing w:line="360" w:lineRule="auto"/>
+        <w:ind w:firstLine="480"/>
+        <w:rPr>
+          <w:rFonts w:hint="default"/>
+          <w:sz w:val="24"/>
+          <w:szCs w:val="24"/>
+          <w:lang w:val="en-US" w:eastAsia="zh-CN"/>
+        </w:rPr>
+      </w:pPr>
+    </w:p>
+    <w:p>
+      <w:pPr>
+        <w:spacing w:line="360" w:lineRule="auto"/>
+        <w:ind w:firstLine="480"/>
+        <w:rPr>
+          <w:rFonts w:hint="default"/>
+          <w:sz w:val="24"/>
+          <w:szCs w:val="24"/>
+          <w:lang w:val="en-US" w:eastAsia="zh-CN"/>
+        </w:rPr>
+      </w:pPr>
+    </w:p>
+    <w:p>
+      <w:pPr>
+        <w:spacing w:line="360" w:lineRule="auto"/>
+        <w:ind w:firstLine="480"/>
+        <w:rPr>
+          <w:rFonts w:hint="default"/>
+          <w:sz w:val="24"/>
+          <w:szCs w:val="24"/>
+          <w:lang w:val="en-US" w:eastAsia="zh-CN"/>
+        </w:rPr>
+      </w:pPr>
+    </w:p>
+    <w:p>
+      <w:pPr>
+        <w:spacing w:line="360" w:lineRule="auto"/>
+        <w:ind w:firstLine="480"/>
+        <w:rPr>
+          <w:rFonts w:hint="default"/>
+          <w:sz w:val="24"/>
+          <w:szCs w:val="24"/>
+          <w:lang w:val="en-US" w:eastAsia="zh-CN"/>
+        </w:rPr>
+      </w:pPr>
+    </w:p>
+    <w:p>
+      <w:pPr>
+        <w:spacing w:line="360" w:lineRule="auto"/>
+        <w:ind w:firstLine="480"/>
+        <w:rPr>
+          <w:rFonts w:hint="default"/>
+          <w:sz w:val="24"/>
+          <w:szCs w:val="24"/>
+          <w:lang w:val="en-US" w:eastAsia="zh-CN"/>
+        </w:rPr>
+      </w:pPr>
+    </w:p>
+    <w:p>
+      <w:pPr>
+        <w:spacing w:line="360" w:lineRule="auto"/>
+        <w:ind w:firstLine="480"/>
+        <w:rPr>
+          <w:rFonts w:hint="default"/>
+          <w:sz w:val="24"/>
+          <w:szCs w:val="24"/>
+          <w:lang w:val="en-US" w:eastAsia="zh-CN"/>
+        </w:rPr>
+      </w:pPr>
+    </w:p>
+    <w:p>
+      <w:pPr>
+        <w:spacing w:line="360" w:lineRule="auto"/>
+        <w:ind w:firstLine="480"/>
+        <w:rPr>
+          <w:rFonts w:hint="default"/>
+          <w:sz w:val="24"/>
+          <w:szCs w:val="24"/>
+          <w:lang w:val="en-US" w:eastAsia="zh-CN"/>
+        </w:rPr>
+      </w:pPr>
+    </w:p>
+    <w:p>
+      <w:pPr>
+        <w:spacing w:line="360" w:lineRule="auto"/>
+        <w:rPr>
+          <w:rFonts w:hint="eastAsia"/>
+          <w:sz w:val="24"/>
+          <w:szCs w:val="24"/>
+          <w:lang w:val="en-US" w:eastAsia="zh-CN"/>
+        </w:rPr>
+      </w:pPr>
+      <w:r>
+        <w:rPr>
+          <w:rFonts w:hint="eastAsia"/>
+          <w:sz w:val="24"/>
+          <w:szCs w:val="24"/>
+          <w:lang w:val="en-US" w:eastAsia="zh-CN"/>
+        </w:rPr>
+        <w:t>前瞻性偏差</w:t>
+      </w:r>
+    </w:p>
+    <w:p>
+      <w:pPr>
+        <w:spacing w:line="360" w:lineRule="auto"/>
+        <w:rPr>
+          <w:rFonts w:hint="eastAsia"/>
+          <w:sz w:val="24"/>
+          <w:szCs w:val="24"/>
+          <w:lang w:val="en-US" w:eastAsia="zh-CN"/>
+        </w:rPr>
+      </w:pPr>
+      <w:r>
+        <w:rPr>
+          <w:rFonts w:hint="eastAsia"/>
+          <w:sz w:val="24"/>
+          <w:szCs w:val="24"/>
+          <w:lang w:val="en-US" w:eastAsia="zh-CN"/>
+        </w:rPr>
+        <w:t>是因为在进行回测的时候，是有所有数据后进行的测试。所以在求最大最小值的时候往往不是当下的数据，而是使用了未来的数据，所以可以用rolling窗口滚动来解决这一问题。</w:t>
+      </w:r>
+    </w:p>
+    <w:p>
+      <w:pPr>
+        <w:spacing w:line="360" w:lineRule="auto"/>
+        <w:rPr>
+          <w:rFonts w:hint="eastAsia"/>
+          <w:sz w:val="24"/>
+          <w:szCs w:val="24"/>
+          <w:lang w:val="en-US" w:eastAsia="zh-CN"/>
+        </w:rPr>
+      </w:pPr>
+      <w:r>
+        <w:rPr>
+          <w:rFonts w:hint="eastAsia"/>
+          <w:sz w:val="24"/>
+          <w:szCs w:val="24"/>
+          <w:lang w:val="en-US" w:eastAsia="zh-CN"/>
+        </w:rPr>
+        <w:t>超参数优化</w:t>
+      </w:r>
+    </w:p>
+    <w:p>
+      <w:pPr>
+        <w:spacing w:line="360" w:lineRule="auto"/>
+        <w:rPr>
+          <w:rFonts w:hint="eastAsia"/>
+          <w:sz w:val="24"/>
+          <w:szCs w:val="24"/>
+          <w:lang w:val="en-US" w:eastAsia="zh-CN"/>
+        </w:rPr>
+      </w:pPr>
+      <w:r>
+        <w:rPr>
+          <w:rFonts w:hint="eastAsia"/>
+          <w:sz w:val="24"/>
+          <w:szCs w:val="24"/>
+          <w:lang w:val="en-US" w:eastAsia="zh-CN"/>
+        </w:rPr>
+        <w:t xml:space="preserve">对roi </w:t>
+      </w:r>
+    </w:p>
+    <w:p>
+      <w:pPr>
+        <w:spacing w:line="360" w:lineRule="auto"/>
+        <w:rPr>
+          <w:rFonts w:hint="eastAsia"/>
+          <w:sz w:val="24"/>
+          <w:szCs w:val="24"/>
+          <w:lang w:val="en-US" w:eastAsia="zh-CN"/>
+        </w:rPr>
+      </w:pPr>
+      <w:r>
+        <w:rPr>
+          <w:rFonts w:hint="eastAsia"/>
+          <w:sz w:val="24"/>
+          <w:szCs w:val="24"/>
+          <w:lang w:val="en-US" w:eastAsia="zh-CN"/>
+        </w:rPr>
+        <w:t>Stopless</w:t>
+      </w:r>
+    </w:p>
+    <w:p>
+      <w:pPr>
+        <w:spacing w:line="360" w:lineRule="auto"/>
+        <w:rPr>
+          <w:rFonts w:hint="eastAsia"/>
+          <w:sz w:val="24"/>
+          <w:szCs w:val="24"/>
+          <w:lang w:val="en-US" w:eastAsia="zh-CN"/>
+        </w:rPr>
+      </w:pPr>
+      <w:r>
+        <w:rPr>
+          <w:rFonts w:hint="eastAsia"/>
+          <w:sz w:val="24"/>
+          <w:szCs w:val="24"/>
+          <w:lang w:val="en-US" w:eastAsia="zh-CN"/>
+        </w:rPr>
+        <w:t>Tralling stop</w:t>
+      </w:r>
+    </w:p>
+    <w:p>
+      <w:pPr>
+        <w:spacing w:line="360" w:lineRule="auto"/>
+        <w:rPr>
+          <w:rFonts w:hint="eastAsia"/>
+          <w:sz w:val="24"/>
+          <w:szCs w:val="24"/>
+          <w:lang w:val="en-US" w:eastAsia="zh-CN"/>
+        </w:rPr>
+      </w:pPr>
+      <w:r>
+        <w:rPr>
+          <w:rFonts w:hint="eastAsia"/>
+          <w:sz w:val="24"/>
+          <w:szCs w:val="24"/>
+          <w:lang w:val="en-US" w:eastAsia="zh-CN"/>
+        </w:rPr>
+        <w:t>Buy</w:t>
+      </w:r>
+    </w:p>
+    <w:p>
+      <w:pPr>
+        <w:spacing w:line="360" w:lineRule="auto"/>
+        <w:rPr>
+          <w:rFonts w:hint="eastAsia"/>
+          <w:sz w:val="24"/>
+          <w:szCs w:val="24"/>
+          <w:lang w:val="en-US" w:eastAsia="zh-CN"/>
+        </w:rPr>
+      </w:pPr>
+      <w:r>
+        <w:rPr>
+          <w:rFonts w:hint="eastAsia"/>
+          <w:sz w:val="24"/>
+          <w:szCs w:val="24"/>
+          <w:lang w:val="en-US" w:eastAsia="zh-CN"/>
+        </w:rPr>
+        <w:t>Sell的参数进行优化的操作</w:t>
+      </w:r>
+    </w:p>
+    <w:p>
+      <w:pPr>
+        <w:pStyle w:val="3"/>
+        <w:keepNext w:val="0"/>
+        <w:keepLines w:val="0"/>
+        <w:widowControl/>
+        <w:suppressLineNumbers w:val="0"/>
+        <w:pBdr>
+          <w:top w:val="none" w:color="auto" w:sz="0" w:space="0"/>
+          <w:left w:val="none" w:color="auto" w:sz="0" w:space="0"/>
+          <w:bottom w:val="none" w:color="auto" w:sz="0" w:space="0"/>
+          <w:right w:val="none" w:color="auto" w:sz="0" w:space="0"/>
+        </w:pBdr>
+        <w:wordWrap w:val="0"/>
+        <w:spacing w:before="0" w:beforeAutospacing="0" w:after="0" w:afterAutospacing="0" w:line="220" w:lineRule="atLeast"/>
+        <w:ind w:left="0" w:right="0" w:firstLine="0"/>
+        <w:rPr>
+          <w:rFonts w:ascii="Consolas" w:hAnsi="Consolas" w:eastAsia="Consolas" w:cs="Consolas"/>
+          <w:caps w:val="0"/>
+          <w:color w:val="0F1115"/>
+          <w:spacing w:val="0"/>
+          <w:sz w:val="13"/>
+          <w:szCs w:val="13"/>
+        </w:rPr>
+      </w:pPr>
+      <w:r>
+        <w:rPr>
+          <w:rFonts w:hint="default" w:ascii="Consolas" w:hAnsi="Consolas" w:eastAsia="Consolas" w:cs="Consolas"/>
+          <w:caps w:val="0"/>
+          <w:color w:val="0F1115"/>
+          <w:spacing w:val="0"/>
+          <w:sz w:val="13"/>
+          <w:szCs w:val="13"/>
+        </w:rPr>
+        <w:t xml:space="preserve">freqtrade hyperopt </w:t>
+      </w:r>
+      <w:r>
+        <w:rPr>
+          <w:rFonts w:hint="default" w:ascii="Consolas" w:hAnsi="Consolas" w:eastAsia="Consolas" w:cs="Consolas"/>
+          <w:caps w:val="0"/>
+          <w:color w:val="4078F2"/>
+          <w:spacing w:val="0"/>
+          <w:sz w:val="13"/>
+          <w:szCs w:val="13"/>
+        </w:rPr>
+        <w:t>--</w:t>
+      </w:r>
+      <w:r>
+        <w:rPr>
+          <w:rFonts w:hint="default" w:ascii="Consolas" w:hAnsi="Consolas" w:eastAsia="Consolas" w:cs="Consolas"/>
+          <w:caps w:val="0"/>
+          <w:color w:val="0F1115"/>
+          <w:spacing w:val="0"/>
+          <w:sz w:val="13"/>
+          <w:szCs w:val="13"/>
+        </w:rPr>
+        <w:t>config config</w:t>
+      </w:r>
+      <w:r>
+        <w:rPr>
+          <w:rFonts w:hint="default" w:ascii="Consolas" w:hAnsi="Consolas" w:eastAsia="Consolas" w:cs="Consolas"/>
+          <w:caps w:val="0"/>
+          <w:color w:val="383A42"/>
+          <w:spacing w:val="0"/>
+          <w:sz w:val="13"/>
+          <w:szCs w:val="13"/>
+        </w:rPr>
+        <w:t>.</w:t>
+      </w:r>
+      <w:r>
+        <w:rPr>
+          <w:rFonts w:hint="default" w:ascii="Consolas" w:hAnsi="Consolas" w:eastAsia="Consolas" w:cs="Consolas"/>
+          <w:caps w:val="0"/>
+          <w:color w:val="0F1115"/>
+          <w:spacing w:val="0"/>
+          <w:sz w:val="13"/>
+          <w:szCs w:val="13"/>
+        </w:rPr>
+        <w:t xml:space="preserve">json </w:t>
+      </w:r>
+      <w:r>
+        <w:rPr>
+          <w:rFonts w:hint="default" w:ascii="Consolas" w:hAnsi="Consolas" w:eastAsia="Consolas" w:cs="Consolas"/>
+          <w:caps w:val="0"/>
+          <w:color w:val="4078F2"/>
+          <w:spacing w:val="0"/>
+          <w:sz w:val="13"/>
+          <w:szCs w:val="13"/>
+        </w:rPr>
+        <w:t>--</w:t>
+      </w:r>
+      <w:r>
+        <w:rPr>
+          <w:rFonts w:hint="default" w:ascii="Consolas" w:hAnsi="Consolas" w:eastAsia="Consolas" w:cs="Consolas"/>
+          <w:caps w:val="0"/>
+          <w:color w:val="0F1115"/>
+          <w:spacing w:val="0"/>
+          <w:sz w:val="13"/>
+          <w:szCs w:val="13"/>
+        </w:rPr>
+        <w:t xml:space="preserve">strategy TEST7 </w:t>
+      </w:r>
+      <w:r>
+        <w:rPr>
+          <w:rFonts w:hint="default" w:ascii="Consolas" w:hAnsi="Consolas" w:eastAsia="Consolas" w:cs="Consolas"/>
+          <w:caps w:val="0"/>
+          <w:color w:val="4078F2"/>
+          <w:spacing w:val="0"/>
+          <w:sz w:val="13"/>
+          <w:szCs w:val="13"/>
+        </w:rPr>
+        <w:t>--</w:t>
+      </w:r>
+      <w:r>
+        <w:rPr>
+          <w:rFonts w:hint="default" w:ascii="Consolas" w:hAnsi="Consolas" w:eastAsia="Consolas" w:cs="Consolas"/>
+          <w:caps w:val="0"/>
+          <w:color w:val="0F1115"/>
+          <w:spacing w:val="0"/>
+          <w:sz w:val="13"/>
+          <w:szCs w:val="13"/>
+        </w:rPr>
+        <w:t xml:space="preserve">hyperopt-loss SharpeHyperOptLoss </w:t>
+      </w:r>
+      <w:r>
+        <w:rPr>
+          <w:rFonts w:hint="default" w:ascii="Consolas" w:hAnsi="Consolas" w:eastAsia="Consolas" w:cs="Consolas"/>
+          <w:caps w:val="0"/>
+          <w:color w:val="4078F2"/>
+          <w:spacing w:val="0"/>
+          <w:sz w:val="13"/>
+          <w:szCs w:val="13"/>
+        </w:rPr>
+        <w:t>--</w:t>
+      </w:r>
+      <w:r>
+        <w:rPr>
+          <w:rFonts w:hint="default" w:ascii="Consolas" w:hAnsi="Consolas" w:eastAsia="Consolas" w:cs="Consolas"/>
+          <w:caps w:val="0"/>
+          <w:color w:val="0F1115"/>
+          <w:spacing w:val="0"/>
+          <w:sz w:val="13"/>
+          <w:szCs w:val="13"/>
+        </w:rPr>
+        <w:t xml:space="preserve">spaces buy roi stoploss trailing </w:t>
+      </w:r>
+      <w:r>
+        <w:rPr>
+          <w:rFonts w:hint="default" w:ascii="Consolas" w:hAnsi="Consolas" w:eastAsia="Consolas" w:cs="Consolas"/>
+          <w:caps w:val="0"/>
+          <w:color w:val="4078F2"/>
+          <w:spacing w:val="0"/>
+          <w:sz w:val="13"/>
+          <w:szCs w:val="13"/>
+        </w:rPr>
+        <w:t>--</w:t>
+      </w:r>
+      <w:r>
+        <w:rPr>
+          <w:rFonts w:hint="default" w:ascii="Consolas" w:hAnsi="Consolas" w:eastAsia="Consolas" w:cs="Consolas"/>
+          <w:caps w:val="0"/>
+          <w:color w:val="0F1115"/>
+          <w:spacing w:val="0"/>
+          <w:sz w:val="13"/>
+          <w:szCs w:val="13"/>
+        </w:rPr>
+        <w:t>epochs 200</w:t>
+      </w:r>
+    </w:p>
+    <w:p>
+      <w:pPr>
+        <w:spacing w:line="360" w:lineRule="auto"/>
+        <w:rPr>
+          <w:rFonts w:hint="default"/>
+          <w:sz w:val="24"/>
+          <w:szCs w:val="24"/>
+          <w:lang w:val="en-US" w:eastAsia="zh-CN"/>
+        </w:rPr>
+      </w:pPr>
+    </w:p>
+    <w:p>
+      <w:pPr>
+        <w:spacing w:line="360" w:lineRule="auto"/>
+        <w:rPr>
+          <w:rFonts w:hint="default"/>
+          <w:sz w:val="24"/>
+          <w:szCs w:val="24"/>
+          <w:lang w:val="en-US" w:eastAsia="zh-CN"/>
+        </w:rPr>
+      </w:pPr>
+    </w:p>
+    <w:p>
+      <w:pPr>
+        <w:spacing w:line="360" w:lineRule="auto"/>
+        <w:rPr>
+          <w:rFonts w:hint="eastAsia"/>
+          <w:sz w:val="24"/>
+          <w:szCs w:val="24"/>
+          <w:lang w:val="en-US" w:eastAsia="zh-CN"/>
+        </w:rPr>
+      </w:pPr>
+      <w:r>
+        <w:rPr>
+          <w:rFonts w:hint="eastAsia"/>
+          <w:sz w:val="24"/>
+          <w:szCs w:val="24"/>
+          <w:lang w:val="en-US" w:eastAsia="zh-CN"/>
+        </w:rPr>
+        <w:t>开启模拟盘的操作</w:t>
+      </w:r>
+    </w:p>
+    <w:p>
+      <w:pPr>
+        <w:spacing w:line="360" w:lineRule="auto"/>
+        <w:rPr>
+          <w:rFonts w:hint="default"/>
+          <w:sz w:val="24"/>
+          <w:szCs w:val="24"/>
+          <w:lang w:val="en-US" w:eastAsia="zh-CN"/>
+        </w:rPr>
+      </w:pPr>
+      <w:r>
+        <w:rPr>
+          <w:rFonts w:hint="default"/>
+          <w:sz w:val="24"/>
+          <w:szCs w:val="24"/>
+          <w:lang w:val="en-US" w:eastAsia="zh-CN"/>
+        </w:rPr>
+        <w:t>freqtrade trade --config config_1m_test.json --strategy QuickSignalTest_1m</w:t>
+      </w:r>
+    </w:p>
+    <w:p>
+      <w:pPr>
+        <w:spacing w:line="360" w:lineRule="auto"/>
+        <w:rPr>
+          <w:rFonts w:hint="default"/>
+          <w:sz w:val="24"/>
+          <w:szCs w:val="24"/>
+          <w:lang w:val="en-US" w:eastAsia="zh-CN"/>
+        </w:rPr>
+      </w:pPr>
+      <w:r>
+        <w:rPr>
+          <w:rFonts w:hint="default"/>
+          <w:sz w:val="24"/>
+          <w:szCs w:val="24"/>
+          <w:lang w:val="en-US" w:eastAsia="zh-CN"/>
+        </w:rPr>
+        <w:t xml:space="preserve">freqtrade trade --config </w:t>
+      </w:r>
+      <w:r>
+        <w:rPr>
+          <w:rFonts w:hint="eastAsia"/>
+          <w:sz w:val="24"/>
+          <w:szCs w:val="24"/>
+          <w:lang w:val="en-US" w:eastAsia="zh-CN"/>
+        </w:rPr>
+        <w:t>TEST11</w:t>
+      </w:r>
+      <w:r>
+        <w:rPr>
+          <w:rFonts w:hint="default"/>
+          <w:sz w:val="24"/>
+          <w:szCs w:val="24"/>
+          <w:lang w:val="en-US" w:eastAsia="zh-CN"/>
+        </w:rPr>
+        <w:t xml:space="preserve">.json --strategy </w:t>
+      </w:r>
+      <w:r>
+        <w:rPr>
+          <w:rFonts w:hint="eastAsia"/>
+          <w:sz w:val="24"/>
+          <w:szCs w:val="24"/>
+          <w:lang w:val="en-US" w:eastAsia="zh-CN"/>
+        </w:rPr>
+        <w:t>TEST11</w:t>
+      </w:r>
+    </w:p>
+    <w:bookmarkEnd w:id="0"/>
+    <w:p>
+      <w:pPr>
+        <w:spacing w:line="360" w:lineRule="auto"/>
+        <w:rPr>
+          <w:rFonts w:hint="default"/>
+          <w:sz w:val="24"/>
+          <w:szCs w:val="24"/>
+          <w:lang w:val="en-US" w:eastAsia="zh-CN"/>
+        </w:rPr>
+      </w:pPr>
+    </w:p>
+    <w:p>
+      <w:pPr>
+        <w:spacing w:line="360" w:lineRule="auto"/>
+        <w:rPr>
+          <w:rFonts w:hint="eastAsia"/>
+          <w:sz w:val="24"/>
+          <w:szCs w:val="24"/>
+          <w:lang w:val="en-US" w:eastAsia="zh-CN"/>
+        </w:rPr>
+      </w:pPr>
+      <w:r>
+        <w:rPr>
+          <w:rFonts w:hint="eastAsia"/>
+          <w:sz w:val="24"/>
+          <w:szCs w:val="24"/>
+          <w:lang w:val="en-US" w:eastAsia="zh-CN"/>
+        </w:rPr>
+        <w:t>模拟盘成功了！</w:t>
+      </w:r>
+    </w:p>
+    <w:p>
+      <w:pPr>
+        <w:spacing w:line="360" w:lineRule="auto"/>
+        <w:rPr>
+          <w:rFonts w:hint="default"/>
+          <w:sz w:val="24"/>
+          <w:szCs w:val="24"/>
+          <w:lang w:val="en-US" w:eastAsia="zh-CN"/>
+        </w:rPr>
+      </w:pPr>
+      <w:r>
+        <w:rPr>
+          <w:rFonts w:hint="eastAsia"/>
+          <w:sz w:val="24"/>
+          <w:szCs w:val="24"/>
+          <w:lang w:val="en-US" w:eastAsia="zh-CN"/>
+        </w:rPr>
+        <w:t>成果展示</w:t>
+      </w:r>
+    </w:p>
+    <w:p>
+      <w:pPr>
+        <w:spacing w:line="360" w:lineRule="auto"/>
+        <w:rPr>
+          <w:rFonts w:hint="default"/>
+          <w:sz w:val="24"/>
+          <w:szCs w:val="24"/>
+          <w:lang w:val="en-US" w:eastAsia="zh-CN"/>
+        </w:rPr>
+      </w:pPr>
+      <w:r>
+        <w:drawing>
+          <wp:inline distT="0" distB="0" distL="114300" distR="114300">
+            <wp:extent cx="5274310" cy="3293110"/>
+            <wp:effectExtent l="0" t="0" r="8890" b="8890"/>
+            <wp:docPr id="1" name="图片 1"/>
+            <wp:cNvGraphicFramePr>
+              <a:graphicFrameLocks xmlns:a="http://schemas.openxmlformats.org/drawingml/2006/main" noChangeAspect="1"/>
+            </wp:cNvGraphicFramePr>
+            <a:graphic xmlns:a="http://schemas.openxmlformats.org/drawingml/2006/main">
+              <a:graphicData uri="http://schemas.openxmlformats.org/drawingml/2006/picture">
+                <pic:pic xmlns:pic="http://schemas.openxmlformats.org/drawingml/2006/picture">
+                  <pic:nvPicPr>
+                    <pic:cNvPr id="1" name="图片 1"/>
+                    <pic:cNvPicPr>
+                      <a:picLocks noChangeAspect="1"/>
+                    </pic:cNvPicPr>
+                  </pic:nvPicPr>
+                  <pic:blipFill>
+                    <a:blip r:embed="rId4"/>
+                    <a:stretch>
+                      <a:fillRect/>
+                    </a:stretch>
+                  </pic:blipFill>
+                  <pic:spPr>
+                    <a:xfrm>
+                      <a:off x="0" y="0"/>
+                      <a:ext cx="5274310" cy="3293110"/>
+                    </a:xfrm>
+                    <a:prstGeom prst="rect">
+                      <a:avLst/>
+                    </a:prstGeom>
+                    <a:noFill/>
+                    <a:ln>
+                      <a:noFill/>
+                    </a:ln>
+                  </pic:spPr>
+                </pic:pic>
+              </a:graphicData>
+            </a:graphic>
+          </wp:inline>
+        </w:drawing>
       </w:r>
     </w:p>
     <w:sectPr>
@@ -4023,7 +4842,7 @@
     <w:lsdException w:qFormat="1" w:unhideWhenUsed="0" w:uiPriority="0" w:semiHidden="0" w:name="HTML Code"/>
     <w:lsdException w:unhideWhenUsed="0" w:uiPriority="0" w:semiHidden="0" w:name="HTML Definition"/>
     <w:lsdException w:unhideWhenUsed="0" w:uiPriority="0" w:semiHidden="0" w:name="HTML Keyboard"/>
-    <w:lsdException w:unhideWhenUsed="0" w:uiPriority="0" w:semiHidden="0" w:name="HTML Preformatted"/>
+    <w:lsdException w:qFormat="1" w:unhideWhenUsed="0" w:uiPriority="0" w:semiHidden="0" w:name="HTML Preformatted"/>
     <w:lsdException w:unhideWhenUsed="0" w:uiPriority="0" w:semiHidden="0" w:name="HTML Sample"/>
     <w:lsdException w:unhideWhenUsed="0" w:uiPriority="0" w:semiHidden="0" w:name="HTML Typewriter"/>
     <w:lsdException w:unhideWhenUsed="0" w:uiPriority="0" w:semiHidden="0" w:name="HTML Variable"/>
@@ -4234,6 +5053,7 @@
   <w:style w:type="paragraph" w:styleId="3">
     <w:name w:val="HTML Preformatted"/>
     <w:basedOn w:val="1"/>
+    <w:qFormat/>
     <w:uiPriority w:val="0"/>
     <w:pPr>
       <w:tabs>
